--- a/docs/fase5/DOCUMENTACAO_FASE5.docx
+++ b/docs/fase5/DOCUMENTACAO_FASE5.docx
@@ -57,15 +57,41 @@
         <w:jc w:val="center"/>
       </w:pPr>
       <w:r>
-        <w:rPr>
-          <w:rFonts w:ascii="Segoe UI" w:cs="Segoe UI" w:eastAsia="Segoe UI" w:hAnsi="Segoe UI"/>
-          <w:i/>
-          <w:iCs/>
-          <w:color w:val="999999"/>
-          <w:sz w:val="20"/>
-          <w:szCs w:val="20"/>
-        </w:rPr>
-        <w:t xml:space="preserve">[FOTO]  </w:t>
+        <w:drawing>
+          <wp:inline xmlns:wp="http://schemas.openxmlformats.org/drawingml/2006/wordprocessingDrawing" distT="0" distB="0" distL="0" distR="0">
+            <wp:extent cx="511834" cy="500000"/>
+            <wp:effectExtent l="0" t="0" r="0" b="0"/>
+            <wp:docPr id="901" name="Foto 1"/>
+            <wp:cNvGraphicFramePr>
+              <a:graphicFrameLocks xmlns:a="http://schemas.openxmlformats.org/drawingml/2006/main" noChangeAspect="1"/>
+            </wp:cNvGraphicFramePr>
+            <a:graphic xmlns:a="http://schemas.openxmlformats.org/drawingml/2006/main">
+              <a:graphicData uri="http://schemas.openxmlformats.org/drawingml/2006/picture">
+                <pic:pic xmlns:pic="http://schemas.openxmlformats.org/drawingml/2006/picture">
+                  <pic:nvPicPr>
+                    <pic:cNvPr id="901" name="Foto 1"/>
+                    <pic:cNvPicPr/>
+                  </pic:nvPicPr>
+                  <pic:blipFill>
+                    <a:blip xmlns:r="http://schemas.openxmlformats.org/officeDocument/2006/relationships" r:embed="rId301"/>
+                    <a:stretch>
+                      <a:fillRect/>
+                    </a:stretch>
+                  </pic:blipFill>
+                  <pic:spPr>
+                    <a:xfrm>
+                      <a:off x="0" y="0"/>
+                      <a:ext cx="511834" cy="500000"/>
+                    </a:xfrm>
+                    <a:prstGeom prst="ellipse">
+                      <a:avLst/>
+                    </a:prstGeom>
+                  </pic:spPr>
+                </pic:pic>
+              </a:graphicData>
+            </a:graphic>
+          </wp:inline>
+        </w:drawing>
       </w:r>
       <w:r>
         <w:rPr>
@@ -82,15 +108,41 @@
         <w:jc w:val="center"/>
       </w:pPr>
       <w:r>
-        <w:rPr>
-          <w:rFonts w:ascii="Segoe UI" w:cs="Segoe UI" w:eastAsia="Segoe UI" w:hAnsi="Segoe UI"/>
-          <w:i/>
-          <w:iCs/>
-          <w:color w:val="999999"/>
-          <w:sz w:val="20"/>
-          <w:szCs w:val="20"/>
-        </w:rPr>
-        <w:t xml:space="preserve">[FOTO]  </w:t>
+        <w:drawing>
+          <wp:inline xmlns:wp="http://schemas.openxmlformats.org/drawingml/2006/wordprocessingDrawing" distT="0" distB="0" distL="0" distR="0">
+            <wp:extent cx="500000" cy="500000"/>
+            <wp:effectExtent l="0" t="0" r="0" b="0"/>
+            <wp:docPr id="902" name="Foto 2"/>
+            <wp:cNvGraphicFramePr>
+              <a:graphicFrameLocks xmlns:a="http://schemas.openxmlformats.org/drawingml/2006/main" noChangeAspect="1"/>
+            </wp:cNvGraphicFramePr>
+            <a:graphic xmlns:a="http://schemas.openxmlformats.org/drawingml/2006/main">
+              <a:graphicData uri="http://schemas.openxmlformats.org/drawingml/2006/picture">
+                <pic:pic xmlns:pic="http://schemas.openxmlformats.org/drawingml/2006/picture">
+                  <pic:nvPicPr>
+                    <pic:cNvPr id="902" name="Foto 2"/>
+                    <pic:cNvPicPr/>
+                  </pic:nvPicPr>
+                  <pic:blipFill>
+                    <a:blip xmlns:r="http://schemas.openxmlformats.org/officeDocument/2006/relationships" r:embed="rId302"/>
+                    <a:stretch>
+                      <a:fillRect/>
+                    </a:stretch>
+                  </pic:blipFill>
+                  <pic:spPr>
+                    <a:xfrm>
+                      <a:off x="0" y="0"/>
+                      <a:ext cx="500000" cy="500000"/>
+                    </a:xfrm>
+                    <a:prstGeom prst="ellipse">
+                      <a:avLst/>
+                    </a:prstGeom>
+                  </pic:spPr>
+                </pic:pic>
+              </a:graphicData>
+            </a:graphic>
+          </wp:inline>
+        </w:drawing>
       </w:r>
       <w:r>
         <w:rPr>
@@ -107,15 +159,41 @@
         <w:jc w:val="center"/>
       </w:pPr>
       <w:r>
-        <w:rPr>
-          <w:rFonts w:ascii="Segoe UI" w:cs="Segoe UI" w:eastAsia="Segoe UI" w:hAnsi="Segoe UI"/>
-          <w:i/>
-          <w:iCs/>
-          <w:color w:val="999999"/>
-          <w:sz w:val="20"/>
-          <w:szCs w:val="20"/>
-        </w:rPr>
-        <w:t xml:space="preserve">[FOTO]  </w:t>
+        <w:drawing>
+          <wp:inline xmlns:wp="http://schemas.openxmlformats.org/drawingml/2006/wordprocessingDrawing" distT="0" distB="0" distL="0" distR="0">
+            <wp:extent cx="524242" cy="500000"/>
+            <wp:effectExtent l="0" t="0" r="0" b="0"/>
+            <wp:docPr id="903" name="Foto 3"/>
+            <wp:cNvGraphicFramePr>
+              <a:graphicFrameLocks xmlns:a="http://schemas.openxmlformats.org/drawingml/2006/main" noChangeAspect="1"/>
+            </wp:cNvGraphicFramePr>
+            <a:graphic xmlns:a="http://schemas.openxmlformats.org/drawingml/2006/main">
+              <a:graphicData uri="http://schemas.openxmlformats.org/drawingml/2006/picture">
+                <pic:pic xmlns:pic="http://schemas.openxmlformats.org/drawingml/2006/picture">
+                  <pic:nvPicPr>
+                    <pic:cNvPr id="903" name="Foto 3"/>
+                    <pic:cNvPicPr/>
+                  </pic:nvPicPr>
+                  <pic:blipFill>
+                    <a:blip xmlns:r="http://schemas.openxmlformats.org/officeDocument/2006/relationships" r:embed="rId303"/>
+                    <a:stretch>
+                      <a:fillRect/>
+                    </a:stretch>
+                  </pic:blipFill>
+                  <pic:spPr>
+                    <a:xfrm>
+                      <a:off x="0" y="0"/>
+                      <a:ext cx="524242" cy="500000"/>
+                    </a:xfrm>
+                    <a:prstGeom prst="ellipse">
+                      <a:avLst/>
+                    </a:prstGeom>
+                  </pic:spPr>
+                </pic:pic>
+              </a:graphicData>
+            </a:graphic>
+          </wp:inline>
+        </w:drawing>
       </w:r>
       <w:r>
         <w:rPr>
@@ -132,15 +210,41 @@
         <w:jc w:val="center"/>
       </w:pPr>
       <w:r>
-        <w:rPr>
-          <w:rFonts w:ascii="Segoe UI" w:cs="Segoe UI" w:eastAsia="Segoe UI" w:hAnsi="Segoe UI"/>
-          <w:i/>
-          <w:iCs/>
-          <w:color w:val="999999"/>
-          <w:sz w:val="20"/>
-          <w:szCs w:val="20"/>
-        </w:rPr>
-        <w:t xml:space="preserve">[FOTO]  </w:t>
+        <w:drawing>
+          <wp:inline xmlns:wp="http://schemas.openxmlformats.org/drawingml/2006/wordprocessingDrawing" distT="0" distB="0" distL="0" distR="0">
+            <wp:extent cx="511834" cy="500000"/>
+            <wp:effectExtent l="0" t="0" r="0" b="0"/>
+            <wp:docPr id="904" name="Foto 4"/>
+            <wp:cNvGraphicFramePr>
+              <a:graphicFrameLocks xmlns:a="http://schemas.openxmlformats.org/drawingml/2006/main" noChangeAspect="1"/>
+            </wp:cNvGraphicFramePr>
+            <a:graphic xmlns:a="http://schemas.openxmlformats.org/drawingml/2006/main">
+              <a:graphicData uri="http://schemas.openxmlformats.org/drawingml/2006/picture">
+                <pic:pic xmlns:pic="http://schemas.openxmlformats.org/drawingml/2006/picture">
+                  <pic:nvPicPr>
+                    <pic:cNvPr id="904" name="Foto 4"/>
+                    <pic:cNvPicPr/>
+                  </pic:nvPicPr>
+                  <pic:blipFill>
+                    <a:blip xmlns:r="http://schemas.openxmlformats.org/officeDocument/2006/relationships" r:embed="rId304"/>
+                    <a:stretch>
+                      <a:fillRect/>
+                    </a:stretch>
+                  </pic:blipFill>
+                  <pic:spPr>
+                    <a:xfrm>
+                      <a:off x="0" y="0"/>
+                      <a:ext cx="511834" cy="500000"/>
+                    </a:xfrm>
+                    <a:prstGeom prst="ellipse">
+                      <a:avLst/>
+                    </a:prstGeom>
+                  </pic:spPr>
+                </pic:pic>
+              </a:graphicData>
+            </a:graphic>
+          </wp:inline>
+        </w:drawing>
       </w:r>
       <w:r>
         <w:rPr>
@@ -157,15 +261,41 @@
         <w:jc w:val="center"/>
       </w:pPr>
       <w:r>
-        <w:rPr>
-          <w:rFonts w:ascii="Segoe UI" w:cs="Segoe UI" w:eastAsia="Segoe UI" w:hAnsi="Segoe UI"/>
-          <w:i/>
-          <w:iCs/>
-          <w:color w:val="999999"/>
-          <w:sz w:val="20"/>
-          <w:szCs w:val="20"/>
-        </w:rPr>
-        <w:t xml:space="preserve">[FOTO]  </w:t>
+        <w:drawing>
+          <wp:inline xmlns:wp="http://schemas.openxmlformats.org/drawingml/2006/wordprocessingDrawing" distT="0" distB="0" distL="0" distR="0">
+            <wp:extent cx="511235" cy="500000"/>
+            <wp:effectExtent l="0" t="0" r="0" b="0"/>
+            <wp:docPr id="905" name="Foto 5"/>
+            <wp:cNvGraphicFramePr>
+              <a:graphicFrameLocks xmlns:a="http://schemas.openxmlformats.org/drawingml/2006/main" noChangeAspect="1"/>
+            </wp:cNvGraphicFramePr>
+            <a:graphic xmlns:a="http://schemas.openxmlformats.org/drawingml/2006/main">
+              <a:graphicData uri="http://schemas.openxmlformats.org/drawingml/2006/picture">
+                <pic:pic xmlns:pic="http://schemas.openxmlformats.org/drawingml/2006/picture">
+                  <pic:nvPicPr>
+                    <pic:cNvPr id="905" name="Foto 5"/>
+                    <pic:cNvPicPr/>
+                  </pic:nvPicPr>
+                  <pic:blipFill>
+                    <a:blip xmlns:r="http://schemas.openxmlformats.org/officeDocument/2006/relationships" r:embed="rId305"/>
+                    <a:stretch>
+                      <a:fillRect/>
+                    </a:stretch>
+                  </pic:blipFill>
+                  <pic:spPr>
+                    <a:xfrm>
+                      <a:off x="0" y="0"/>
+                      <a:ext cx="511235" cy="500000"/>
+                    </a:xfrm>
+                    <a:prstGeom prst="ellipse">
+                      <a:avLst/>
+                    </a:prstGeom>
+                  </pic:spPr>
+                </pic:pic>
+              </a:graphicData>
+            </a:graphic>
+          </wp:inline>
+        </w:drawing>
       </w:r>
       <w:r>
         <w:rPr>
@@ -841,18 +971,11 @@
     </w:p>
     <w:p>
       <w:pPr>
-        <w:pBdr>
-          <w:left w:val="single" w:color="1E7E42" w:sz="24" w:space="8"/>
-        </w:pBdr>
-        <w:shd w:fill="E9F9EF" w:val="clear"/>
         <w:spacing w:after="220" w:before="120"/>
-        <w:ind w:left="200"/>
-      </w:pPr>
-      <w:r>
-        <w:rPr>
-          <w:rFonts w:ascii="Segoe UI" w:cs="Segoe UI" w:eastAsia="Segoe UI" w:hAnsi="Segoe UI"/>
-          <w:b/>
-          <w:bCs/>
+      </w:pPr>
+      <w:r>
+        <w:rPr>
+          <w:rFonts w:ascii="Segoe UI" w:cs="Segoe UI" w:eastAsia="Segoe UI" w:hAnsi="Segoe UI"/>
           <w:sz w:val="22"/>
           <w:szCs w:val="22"/>
         </w:rPr>
@@ -5868,18 +5991,11 @@
     </w:p>
     <w:p>
       <w:pPr>
-        <w:pBdr>
-          <w:left w:val="single" w:color="1E7E42" w:sz="24" w:space="8"/>
-        </w:pBdr>
-        <w:shd w:fill="E9F9EF" w:val="clear"/>
         <w:spacing w:after="220" w:before="120"/>
-        <w:ind w:left="200"/>
-      </w:pPr>
-      <w:r>
-        <w:rPr>
-          <w:rFonts w:ascii="Segoe UI" w:cs="Segoe UI" w:eastAsia="Segoe UI" w:hAnsi="Segoe UI"/>
-          <w:b/>
-          <w:bCs/>
+      </w:pPr>
+      <w:r>
+        <w:rPr>
+          <w:rFonts w:ascii="Segoe UI" w:cs="Segoe UI" w:eastAsia="Segoe UI" w:hAnsi="Segoe UI"/>
           <w:sz w:val="22"/>
           <w:szCs w:val="22"/>
         </w:rPr>
@@ -6745,18 +6861,11 @@
     </w:p>
     <w:p>
       <w:pPr>
-        <w:pBdr>
-          <w:left w:val="single" w:color="1E7E42" w:sz="24" w:space="8"/>
-        </w:pBdr>
-        <w:shd w:fill="E9F9EF" w:val="clear"/>
         <w:spacing w:after="220" w:before="120"/>
-        <w:ind w:left="200"/>
-      </w:pPr>
-      <w:r>
-        <w:rPr>
-          <w:rFonts w:ascii="Segoe UI" w:cs="Segoe UI" w:eastAsia="Segoe UI" w:hAnsi="Segoe UI"/>
-          <w:b/>
-          <w:bCs/>
+      </w:pPr>
+      <w:r>
+        <w:rPr>
+          <w:rFonts w:ascii="Segoe UI" w:cs="Segoe UI" w:eastAsia="Segoe UI" w:hAnsi="Segoe UI"/>
           <w:sz w:val="22"/>
           <w:szCs w:val="22"/>
         </w:rPr>
@@ -6955,12 +7064,7 @@
     </w:p>
     <w:p>
       <w:pPr>
-        <w:pBdr>
-          <w:left w:val="single" w:color="FF6B35" w:sz="24" w:space="8"/>
-        </w:pBdr>
-        <w:shd w:fill="FFF4E8" w:val="clear"/>
         <w:spacing w:after="220" w:before="120"/>
-        <w:ind w:left="200"/>
       </w:pPr>
       <w:r>
         <w:rPr>
